--- a/작업일지/Week_1(250106-250119).docx
+++ b/작업일지/Week_1(250106-250119).docx
@@ -286,7 +286,6 @@
             <w:pPr>
               <w:jc w:val="center"/>
               <w:rPr>
-                <w:rFonts w:hint="eastAsia"/>
                 <w:bCs/>
               </w:rPr>
             </w:pPr>
@@ -753,6 +752,7 @@
       </w:pPr>
       <w:r>
         <w:rPr>
+          <w:noProof/>
           <w:szCs w:val="20"/>
         </w:rPr>
         <w:drawing>
@@ -798,7 +798,6 @@
         <w:spacing w:after="0" w:line="240" w:lineRule="auto"/>
         <w:ind w:leftChars="0" w:left="880"/>
         <w:rPr>
-          <w:rFonts w:hint="eastAsia"/>
           <w:szCs w:val="20"/>
         </w:rPr>
       </w:pPr>
@@ -873,7 +872,6 @@
         <w:spacing w:after="0" w:line="240" w:lineRule="auto"/>
         <w:ind w:leftChars="0" w:left="880"/>
         <w:rPr>
-          <w:rFonts w:hint="eastAsia"/>
           <w:szCs w:val="20"/>
         </w:rPr>
       </w:pPr>
@@ -926,7 +924,6 @@
         <w:spacing w:after="0" w:line="240" w:lineRule="auto"/>
         <w:ind w:leftChars="0" w:left="880"/>
         <w:rPr>
-          <w:rFonts w:hint="eastAsia"/>
           <w:szCs w:val="20"/>
         </w:rPr>
       </w:pPr>
@@ -950,7 +947,6 @@
       <w:pPr>
         <w:spacing w:after="0" w:line="240" w:lineRule="auto"/>
         <w:rPr>
-          <w:rFonts w:hint="eastAsia"/>
           <w:szCs w:val="20"/>
         </w:rPr>
       </w:pPr>
@@ -1009,7 +1005,6 @@
         <w:spacing w:after="0" w:line="240" w:lineRule="auto"/>
         <w:ind w:leftChars="0" w:left="880"/>
         <w:rPr>
-          <w:rFonts w:hint="eastAsia"/>
           <w:szCs w:val="20"/>
         </w:rPr>
       </w:pPr>
@@ -1062,7 +1057,6 @@
         <w:spacing w:after="0" w:line="240" w:lineRule="auto"/>
         <w:ind w:leftChars="0" w:left="880"/>
         <w:rPr>
-          <w:rFonts w:hint="eastAsia"/>
           <w:szCs w:val="20"/>
         </w:rPr>
       </w:pPr>
@@ -1094,7 +1088,6 @@
         <w:spacing w:after="0" w:line="240" w:lineRule="auto"/>
         <w:ind w:leftChars="0" w:left="880"/>
         <w:rPr>
-          <w:rFonts w:hint="eastAsia"/>
           <w:szCs w:val="20"/>
         </w:rPr>
       </w:pPr>
@@ -1118,7 +1111,6 @@
       <w:pPr>
         <w:spacing w:after="0" w:line="240" w:lineRule="auto"/>
         <w:rPr>
-          <w:rFonts w:hint="eastAsia"/>
           <w:szCs w:val="20"/>
         </w:rPr>
       </w:pPr>
@@ -1186,7 +1178,6 @@
         <w:spacing w:after="0" w:line="240" w:lineRule="auto"/>
         <w:ind w:leftChars="0" w:left="880"/>
         <w:rPr>
-          <w:rFonts w:hint="eastAsia"/>
           <w:szCs w:val="20"/>
         </w:rPr>
       </w:pPr>
@@ -1239,7 +1230,6 @@
       <w:pPr>
         <w:spacing w:after="0" w:line="240" w:lineRule="auto"/>
         <w:rPr>
-          <w:rFonts w:hint="eastAsia"/>
           <w:sz w:val="24"/>
           <w:szCs w:val="24"/>
         </w:rPr>
@@ -1293,9 +1283,6 @@
           <w:p>
             <w:pPr>
               <w:jc w:val="left"/>
-              <w:rPr>
-                <w:rFonts w:hint="eastAsia"/>
-              </w:rPr>
             </w:pPr>
           </w:p>
         </w:tc>
@@ -1447,27 +1434,13 @@
               <w:rPr>
                 <w:rFonts w:hint="eastAsia"/>
               </w:rPr>
-              <w:t>~</w:t>
-            </w:r>
-            <w:proofErr w:type="gramStart"/>
-            <w:r>
-              <w:rPr>
-                <w:rFonts w:hint="eastAsia"/>
-              </w:rPr>
-              <w:t>2024.</w:t>
-            </w:r>
-            <w:r>
-              <w:rPr>
-                <w:rFonts w:hint="eastAsia"/>
-              </w:rPr>
-              <w:t>*</w:t>
-            </w:r>
-            <w:proofErr w:type="gramEnd"/>
-            <w:r>
-              <w:rPr>
-                <w:rFonts w:hint="eastAsia"/>
-              </w:rPr>
-              <w:t>*</w:t>
+              <w:t>~2024.</w:t>
+            </w:r>
+            <w:r>
+              <w:rPr>
+                <w:rFonts w:hint="eastAsia"/>
+              </w:rPr>
+              <w:t>02</w:t>
             </w:r>
             <w:r>
               <w:rPr>
@@ -1479,7 +1452,7 @@
               <w:rPr>
                 <w:rFonts w:hint="eastAsia"/>
               </w:rPr>
-              <w:t>**</w:t>
+              <w:t>02</w:t>
             </w:r>
           </w:p>
         </w:tc>
@@ -1578,7 +1551,6 @@
           <w:p>
             <w:pPr>
               <w:rPr>
-                <w:rFonts w:hint="eastAsia"/>
                 <w:szCs w:val="20"/>
               </w:rPr>
             </w:pPr>
@@ -1593,7 +1565,6 @@
           <w:p>
             <w:pPr>
               <w:rPr>
-                <w:rFonts w:hint="eastAsia"/>
                 <w:szCs w:val="20"/>
               </w:rPr>
             </w:pPr>

--- a/작업일지/Week_1(250106-250119).docx
+++ b/작업일지/Week_1(250106-250119).docx
@@ -294,7 +294,21 @@
                 <w:rFonts w:hint="eastAsia"/>
                 <w:bCs/>
               </w:rPr>
-              <w:t>2024.</w:t>
+              <w:t>202</w:t>
+            </w:r>
+            <w:r>
+              <w:rPr>
+                <w:rFonts w:hint="eastAsia"/>
+                <w:bCs/>
+              </w:rPr>
+              <w:t>5</w:t>
+            </w:r>
+            <w:r>
+              <w:rPr>
+                <w:rFonts w:hint="eastAsia"/>
+                <w:bCs/>
+              </w:rPr>
+              <w:t>.</w:t>
             </w:r>
             <w:r>
               <w:rPr>
@@ -322,7 +336,21 @@
                 <w:rFonts w:hint="eastAsia"/>
                 <w:bCs/>
               </w:rPr>
-              <w:t xml:space="preserve"> ~ 2024.0</w:t>
+              <w:t xml:space="preserve"> ~ 202</w:t>
+            </w:r>
+            <w:r>
+              <w:rPr>
+                <w:rFonts w:hint="eastAsia"/>
+                <w:bCs/>
+              </w:rPr>
+              <w:t>5</w:t>
+            </w:r>
+            <w:r>
+              <w:rPr>
+                <w:rFonts w:hint="eastAsia"/>
+                <w:bCs/>
+              </w:rPr>
+              <w:t>.0</w:t>
             </w:r>
             <w:r>
               <w:rPr>
@@ -1402,15 +1430,24 @@
           <w:p>
             <w:pPr>
               <w:jc w:val="center"/>
-              <w:rPr>
-                <w:rFonts w:hint="eastAsia"/>
-              </w:rPr>
             </w:pPr>
             <w:r>
               <w:rPr>
                 <w:rFonts w:hint="eastAsia"/>
               </w:rPr>
-              <w:t>2024.0</w:t>
+              <w:t>202</w:t>
+            </w:r>
+            <w:r>
+              <w:rPr>
+                <w:rFonts w:hint="eastAsia"/>
+              </w:rPr>
+              <w:t>5</w:t>
+            </w:r>
+            <w:r>
+              <w:rPr>
+                <w:rFonts w:hint="eastAsia"/>
+              </w:rPr>
+              <w:t>.0</w:t>
             </w:r>
             <w:r>
               <w:rPr>
@@ -1434,7 +1471,19 @@
               <w:rPr>
                 <w:rFonts w:hint="eastAsia"/>
               </w:rPr>
-              <w:t>~2024.</w:t>
+              <w:t>~202</w:t>
+            </w:r>
+            <w:r>
+              <w:rPr>
+                <w:rFonts w:hint="eastAsia"/>
+              </w:rPr>
+              <w:t>5</w:t>
+            </w:r>
+            <w:r>
+              <w:rPr>
+                <w:rFonts w:hint="eastAsia"/>
+              </w:rPr>
+              <w:t>.</w:t>
             </w:r>
             <w:r>
               <w:rPr>
